--- a/muiAppDocs/Section templates/Sec4.X_DeriveOutput.docx
+++ b/muiAppDocs/Section templates/Sec4.X_DeriveOutput.docx
@@ -89,12 +89,10 @@
         <w:t xml:space="preserve"> is set to ‘+N’). To exclude </w:t>
       </w:r>
       <w:proofErr w:type="spellStart"/>
-      <w:proofErr w:type="gramStart"/>
       <w:r>
         <w:t>NaNs</w:t>
       </w:r>
       <w:proofErr w:type="spellEnd"/>
-      <w:proofErr w:type="gramEnd"/>
       <w:r>
         <w:t xml:space="preserve"> press the button so that it displays ‘-N’. The selection is </w:t>
       </w:r>
@@ -1095,18 +1093,38 @@
       </w:r>
       <w:bookmarkStart w:id="12" w:name="_Hlk77157677"/>
       <w:r>
+        <w:rPr>
+          <w:highlight w:val="yellow"/>
+        </w:rPr>
         <w:fldChar w:fldCharType="begin"/>
       </w:r>
       <w:r>
+        <w:rPr>
+          <w:highlight w:val="yellow"/>
+        </w:rPr>
         <w:instrText xml:space="preserve"> REF Model_name \h </w:instrText>
       </w:r>
       <w:r>
+        <w:rPr>
+          <w:highlight w:val="yellow"/>
+        </w:rPr>
+      </w:r>
+      <w:r>
+        <w:rPr>
+          <w:highlight w:val="yellow"/>
+        </w:rPr>
         <w:fldChar w:fldCharType="separate"/>
       </w:r>
       <w:r>
+        <w:rPr>
+          <w:highlight w:val="yellow"/>
+        </w:rPr>
         <w:t>XXX</w:t>
       </w:r>
       <w:r>
+        <w:rPr>
+          <w:highlight w:val="yellow"/>
+        </w:rPr>
         <w:fldChar w:fldCharType="end"/>
       </w:r>
       <w:bookmarkEnd w:id="12"/>
@@ -1680,7 +1698,15 @@
         <w:t xml:space="preserve"> are </w:t>
       </w:r>
       <w:r>
-        <w:t>call strings and a handle to the model, respectively</w:t>
+        <w:t xml:space="preserve">call strings and a </w:t>
+      </w:r>
+      <w:bookmarkStart w:id="14" w:name="_Hlk227648258"/>
+      <w:r>
+        <w:t>handle to the model</w:t>
+      </w:r>
+      <w:bookmarkEnd w:id="14"/>
+      <w:r>
+        <w:t>, respectively</w:t>
       </w:r>
       <w:r>
         <w:t>.</w:t>
@@ -1732,11 +1758,11 @@
       <w:pPr>
         <w:pStyle w:val="Heading3"/>
       </w:pPr>
-      <w:bookmarkStart w:id="14" w:name="_Ref153636767"/>
+      <w:bookmarkStart w:id="15" w:name="_Ref153636767"/>
       <w:r>
         <w:t>Input and output format for external functions</w:t>
       </w:r>
-      <w:bookmarkEnd w:id="14"/>
+      <w:bookmarkEnd w:id="15"/>
     </w:p>
     <w:p>
       <w:r>
@@ -1796,7 +1822,7 @@
           <w:szCs w:val="20"/>
         </w:rPr>
       </w:pPr>
-      <w:bookmarkStart w:id="15" w:name="_Hlk153637009"/>
+      <w:bookmarkStart w:id="16" w:name="_Hlk153637009"/>
       <w:r>
         <w:rPr>
           <w:rFonts w:ascii="Consolas" w:eastAsia="Times New Roman" w:hAnsi="Consolas" w:cs="Times New Roman"/>
@@ -1998,7 +2024,7 @@
         <w:t>end</w:t>
       </w:r>
     </w:p>
-    <w:bookmarkEnd w:id="15"/>
+    <w:bookmarkEnd w:id="16"/>
     <w:p/>
     <w:p>
       <w:pPr>
@@ -2025,13 +2051,7 @@
         <w:t xml:space="preserve"> </w:t>
       </w:r>
       <w:r>
-        <w:t>Otherwise</w:t>
-      </w:r>
-      <w:r>
-        <w:t>,</w:t>
-      </w:r>
-      <w:r>
-        <w:t xml:space="preserve"> the row names and variable, which must be the same length, are returned as the first and second outputs, respectively.</w:t>
+        <w:t>Otherwise, the row names and variable, which must be the same length, are returned as the first and second outputs, respectively.</w:t>
       </w:r>
       <w:r>
         <w:t xml:space="preserve"> </w:t>
@@ -2502,11 +2522,11 @@
       <w:pPr>
         <w:pStyle w:val="Heading4"/>
       </w:pPr>
-      <w:bookmarkStart w:id="16" w:name="_Ref221788525"/>
+      <w:bookmarkStart w:id="17" w:name="_Ref221788525"/>
       <w:r>
         <w:t>Using variables</w:t>
       </w:r>
-      <w:bookmarkEnd w:id="16"/>
+      <w:bookmarkEnd w:id="17"/>
     </w:p>
     <w:p>
       <w:r>
@@ -2676,7 +2696,6 @@
         </w:rPr>
         <w:t>%</w:t>
       </w:r>
-      <w:proofErr w:type="gramStart"/>
       <w:r>
         <w:rPr>
           <w:rFonts w:ascii="Consolas" w:eastAsia="Times New Roman" w:hAnsi="Consolas" w:cs="Times New Roman"/>
@@ -2684,17 +2703,7 @@
           <w:sz w:val="20"/>
           <w:szCs w:val="20"/>
         </w:rPr>
-        <w:t>a</w:t>
-      </w:r>
-      <w:proofErr w:type="gramEnd"/>
-      <w:r>
-        <w:rPr>
-          <w:rFonts w:ascii="Consolas" w:eastAsia="Times New Roman" w:hAnsi="Consolas" w:cs="Times New Roman"/>
-          <w:color w:val="008013"/>
-          <w:sz w:val="20"/>
-          <w:szCs w:val="20"/>
-        </w:rPr>
-        <w:t xml:space="preserve"> single variable is returned with no rows</w:t>
+        <w:t>a single variable is returned with no rows</w:t>
       </w:r>
       <w:r>
         <w:rPr>
@@ -2987,7 +2996,7 @@
           <w:szCs w:val="20"/>
         </w:rPr>
       </w:pPr>
-      <w:bookmarkStart w:id="17" w:name="_Hlk221789570"/>
+      <w:bookmarkStart w:id="18" w:name="_Hlk221789570"/>
       <w:r>
         <w:rPr>
           <w:rFonts w:ascii="Consolas" w:eastAsia="Times New Roman" w:hAnsi="Consolas" w:cs="Times New Roman"/>
@@ -3005,7 +3014,7 @@
         </w:rPr>
         <w:t>[</w:t>
       </w:r>
-      <w:bookmarkStart w:id="18" w:name="_Hlk153637464"/>
+      <w:bookmarkStart w:id="19" w:name="_Hlk153637464"/>
       <w:proofErr w:type="spellStart"/>
       <w:r>
         <w:rPr>
@@ -3015,7 +3024,7 @@
         </w:rPr>
         <w:t>time,</w:t>
       </w:r>
-      <w:bookmarkEnd w:id="18"/>
+      <w:bookmarkEnd w:id="19"/>
       <w:r>
         <w:rPr>
           <w:rFonts w:ascii="Consolas" w:eastAsia="Times New Roman" w:hAnsi="Consolas" w:cs="Times New Roman"/>
@@ -3139,7 +3148,7 @@
         <w:t xml:space="preserve"> are vectors or arrays</w:t>
       </w:r>
     </w:p>
-    <w:bookmarkEnd w:id="17"/>
+    <w:bookmarkEnd w:id="18"/>
     <w:p>
       <w:pPr>
         <w:spacing w:after="0" w:line="240" w:lineRule="auto"/>
@@ -3184,7 +3193,7 @@
       <w:pPr>
         <w:pStyle w:val="Heading4"/>
       </w:pPr>
-      <w:bookmarkStart w:id="19" w:name="_Ref221788556"/>
+      <w:bookmarkStart w:id="20" w:name="_Ref221788556"/>
       <w:r>
         <w:lastRenderedPageBreak/>
         <w:t xml:space="preserve">Using </w:t>
@@ -3196,7 +3205,7 @@
       <w:r>
         <w:t>s</w:t>
       </w:r>
-      <w:bookmarkEnd w:id="19"/>
+      <w:bookmarkEnd w:id="20"/>
       <w:proofErr w:type="spellEnd"/>
     </w:p>
     <w:p>
@@ -3231,15 +3240,7 @@
         <w:t>,</w:t>
       </w:r>
       <w:r>
-        <w:t xml:space="preserve"> where the </w:t>
-      </w:r>
-      <w:proofErr w:type="gramStart"/>
-      <w:r>
-        <w:t>struct</w:t>
-      </w:r>
-      <w:proofErr w:type="gramEnd"/>
-      <w:r>
-        <w:t xml:space="preserve"> fieldnames define the Dataset name.</w:t>
+        <w:t xml:space="preserve"> where the struct fieldnames define the Dataset name.</w:t>
       </w:r>
     </w:p>
     <w:p>
@@ -3251,7 +3252,7 @@
           <w:szCs w:val="20"/>
         </w:rPr>
       </w:pPr>
-      <w:bookmarkStart w:id="20" w:name="_Hlk153653033"/>
+      <w:bookmarkStart w:id="21" w:name="_Hlk153653033"/>
       <w:r>
         <w:rPr>
           <w:rFonts w:ascii="Consolas" w:eastAsia="Times New Roman" w:hAnsi="Consolas" w:cs="Times New Roman"/>
@@ -3337,7 +3338,6 @@
         <w:t>%</w:t>
       </w:r>
       <w:proofErr w:type="spellStart"/>
-      <w:proofErr w:type="gramStart"/>
       <w:r>
         <w:rPr>
           <w:rFonts w:ascii="Consolas" w:eastAsia="Times New Roman" w:hAnsi="Consolas" w:cs="Times New Roman"/>
@@ -3348,7 +3348,6 @@
         <w:t>dst</w:t>
       </w:r>
       <w:proofErr w:type="spellEnd"/>
-      <w:proofErr w:type="gramEnd"/>
       <w:r>
         <w:rPr>
           <w:rFonts w:ascii="Consolas" w:eastAsia="Times New Roman" w:hAnsi="Consolas" w:cs="Times New Roman"/>
@@ -3477,7 +3476,6 @@
         </w:rPr>
         <w:t>%</w:t>
       </w:r>
-      <w:proofErr w:type="gramStart"/>
       <w:r>
         <w:rPr>
           <w:rFonts w:ascii="Consolas" w:eastAsia="Times New Roman" w:hAnsi="Consolas" w:cs="Times New Roman"/>
@@ -3485,17 +3483,7 @@
           <w:sz w:val="20"/>
           <w:szCs w:val="20"/>
         </w:rPr>
-        <w:t>each</w:t>
-      </w:r>
-      <w:proofErr w:type="gramEnd"/>
-      <w:r>
-        <w:rPr>
-          <w:rFonts w:ascii="Consolas" w:eastAsia="Times New Roman" w:hAnsi="Consolas" w:cs="Times New Roman"/>
-          <w:color w:val="008013"/>
-          <w:sz w:val="20"/>
-          <w:szCs w:val="20"/>
-        </w:rPr>
-        <w:t xml:space="preserve"> Dataset.</w:t>
+        <w:t>each Dataset.</w:t>
       </w:r>
     </w:p>
     <w:p>
@@ -3560,7 +3548,7 @@
         <w:t>end</w:t>
       </w:r>
     </w:p>
-    <w:bookmarkEnd w:id="20"/>
+    <w:bookmarkEnd w:id="21"/>
     <w:p/>
     <w:p>
       <w:r>
@@ -3699,7 +3687,6 @@
         <w:t>%</w:t>
       </w:r>
       <w:proofErr w:type="spellStart"/>
-      <w:proofErr w:type="gramStart"/>
       <w:r>
         <w:rPr>
           <w:rFonts w:ascii="Consolas" w:eastAsia="Times New Roman" w:hAnsi="Consolas" w:cs="Times New Roman"/>
@@ -3707,17 +3694,7 @@
           <w:sz w:val="20"/>
           <w:szCs w:val="20"/>
         </w:rPr>
-        <w:t>dst</w:t>
-      </w:r>
-      <w:proofErr w:type="gramEnd"/>
-      <w:r>
-        <w:rPr>
-          <w:rFonts w:ascii="Consolas" w:eastAsia="Times New Roman" w:hAnsi="Consolas" w:cs="Times New Roman"/>
-          <w:color w:val="008013"/>
-          <w:sz w:val="20"/>
-          <w:szCs w:val="20"/>
-        </w:rPr>
-        <w:t>_in</w:t>
+        <w:t>dst_in</w:t>
       </w:r>
       <w:proofErr w:type="spellEnd"/>
       <w:r>
@@ -3892,8 +3869,7 @@
         </w:rPr>
         <w:t>%</w:t>
       </w:r>
-      <w:bookmarkStart w:id="21" w:name="_Hlk153653304"/>
-      <w:proofErr w:type="gramStart"/>
+      <w:bookmarkStart w:id="22" w:name="_Hlk153653304"/>
       <w:r>
         <w:rPr>
           <w:rFonts w:ascii="Consolas" w:eastAsia="Times New Roman" w:hAnsi="Consolas" w:cs="Times New Roman"/>
@@ -3901,9 +3877,9 @@
           <w:sz w:val="20"/>
           <w:szCs w:val="20"/>
         </w:rPr>
-        <w:t>struct</w:t>
-      </w:r>
-      <w:proofErr w:type="gramEnd"/>
+        <w:t xml:space="preserve">struct of </w:t>
+      </w:r>
+      <w:proofErr w:type="spellStart"/>
       <w:r>
         <w:rPr>
           <w:rFonts w:ascii="Consolas" w:eastAsia="Times New Roman" w:hAnsi="Consolas" w:cs="Times New Roman"/>
@@ -3911,9 +3887,9 @@
           <w:sz w:val="20"/>
           <w:szCs w:val="20"/>
         </w:rPr>
-        <w:t xml:space="preserve"> of </w:t>
-      </w:r>
-      <w:proofErr w:type="spellStart"/>
+        <w:t>dstables</w:t>
+      </w:r>
+      <w:proofErr w:type="spellEnd"/>
       <w:r>
         <w:rPr>
           <w:rFonts w:ascii="Consolas" w:eastAsia="Times New Roman" w:hAnsi="Consolas" w:cs="Times New Roman"/>
@@ -3921,20 +3897,10 @@
           <w:sz w:val="20"/>
           <w:szCs w:val="20"/>
         </w:rPr>
-        <w:t>dstables</w:t>
-      </w:r>
-      <w:proofErr w:type="spellEnd"/>
-      <w:r>
-        <w:rPr>
-          <w:rFonts w:ascii="Consolas" w:eastAsia="Times New Roman" w:hAnsi="Consolas" w:cs="Times New Roman"/>
-          <w:color w:val="008013"/>
-          <w:sz w:val="20"/>
-          <w:szCs w:val="20"/>
-        </w:rPr>
         <w:t xml:space="preserve"> with the struct fieldnames defining each Dataset.</w:t>
       </w:r>
     </w:p>
-    <w:bookmarkEnd w:id="21"/>
+    <w:bookmarkEnd w:id="22"/>
     <w:p>
       <w:r>
         <w:tab/>
@@ -4024,7 +3990,7 @@
       <w:r>
         <w:t xml:space="preserve">Returning </w:t>
       </w:r>
-      <w:bookmarkStart w:id="22" w:name="_Hlk221789660"/>
+      <w:bookmarkStart w:id="23" w:name="_Hlk221789660"/>
       <w:r>
         <w:t xml:space="preserve">variables or </w:t>
       </w:r>
@@ -4254,9 +4220,34 @@
           <w:sz w:val="20"/>
           <w:szCs w:val="20"/>
         </w:rPr>
-        <w:t>%</w:t>
-      </w:r>
-      <w:proofErr w:type="gramStart"/>
+        <w:t>%put new time and variable into a cell to match the output for default</w:t>
+      </w:r>
+      <w:r>
+        <w:rPr>
+          <w:rFonts w:ascii="Consolas" w:eastAsia="Times New Roman" w:hAnsi="Consolas" w:cs="Times New Roman"/>
+          <w:sz w:val="20"/>
+          <w:szCs w:val="20"/>
+        </w:rPr>
+        <w:t xml:space="preserve">    </w:t>
+      </w:r>
+      <w:r>
+        <w:rPr>
+          <w:rFonts w:ascii="Consolas" w:eastAsia="Times New Roman" w:hAnsi="Consolas" w:cs="Times New Roman"/>
+          <w:sz w:val="20"/>
+          <w:szCs w:val="20"/>
+        </w:rPr>
+        <w:t xml:space="preserve">   </w:t>
+      </w:r>
+    </w:p>
+    <w:p>
+      <w:pPr>
+        <w:spacing w:after="0" w:line="240" w:lineRule="auto"/>
+        <w:rPr>
+          <w:rFonts w:ascii="Consolas" w:eastAsia="Times New Roman" w:hAnsi="Consolas" w:cs="Times New Roman"/>
+          <w:sz w:val="20"/>
+          <w:szCs w:val="20"/>
+        </w:rPr>
+      </w:pPr>
       <w:r>
         <w:rPr>
           <w:rFonts w:ascii="Consolas" w:eastAsia="Times New Roman" w:hAnsi="Consolas" w:cs="Times New Roman"/>
@@ -4264,9 +4255,8 @@
           <w:sz w:val="20"/>
           <w:szCs w:val="20"/>
         </w:rPr>
-        <w:t>put</w:t>
-      </w:r>
-      <w:proofErr w:type="gramEnd"/>
+        <w:tab/>
+      </w:r>
       <w:r>
         <w:rPr>
           <w:rFonts w:ascii="Consolas" w:eastAsia="Times New Roman" w:hAnsi="Consolas" w:cs="Times New Roman"/>
@@ -4274,23 +4264,27 @@
           <w:sz w:val="20"/>
           <w:szCs w:val="20"/>
         </w:rPr>
-        <w:t xml:space="preserve"> new time and variable into a cell to match the output for default</w:t>
-      </w:r>
-      <w:r>
-        <w:rPr>
-          <w:rFonts w:ascii="Consolas" w:eastAsia="Times New Roman" w:hAnsi="Consolas" w:cs="Times New Roman"/>
-          <w:sz w:val="20"/>
-          <w:szCs w:val="20"/>
-        </w:rPr>
-        <w:t xml:space="preserve">    </w:t>
-      </w:r>
-      <w:r>
-        <w:rPr>
-          <w:rFonts w:ascii="Consolas" w:eastAsia="Times New Roman" w:hAnsi="Consolas" w:cs="Times New Roman"/>
-          <w:sz w:val="20"/>
-          <w:szCs w:val="20"/>
-        </w:rPr>
-        <w:t xml:space="preserve">   </w:t>
+        <w:t>%derive output functions that return [</w:t>
+      </w:r>
+      <w:proofErr w:type="spellStart"/>
+      <w:r>
+        <w:rPr>
+          <w:rFonts w:ascii="Consolas" w:eastAsia="Times New Roman" w:hAnsi="Consolas" w:cs="Times New Roman"/>
+          <w:color w:val="008013"/>
+          <w:sz w:val="20"/>
+          <w:szCs w:val="20"/>
+        </w:rPr>
+        <w:t>time,variable</w:t>
+      </w:r>
+      <w:proofErr w:type="spellEnd"/>
+      <w:r>
+        <w:rPr>
+          <w:rFonts w:ascii="Consolas" w:eastAsia="Times New Roman" w:hAnsi="Consolas" w:cs="Times New Roman"/>
+          <w:color w:val="008013"/>
+          <w:sz w:val="20"/>
+          <w:szCs w:val="20"/>
+        </w:rPr>
+        <w:t>] which is captured</w:t>
       </w:r>
     </w:p>
     <w:p>
@@ -4298,17 +4292,18 @@
         <w:spacing w:after="0" w:line="240" w:lineRule="auto"/>
         <w:rPr>
           <w:rFonts w:ascii="Consolas" w:eastAsia="Times New Roman" w:hAnsi="Consolas" w:cs="Times New Roman"/>
-          <w:sz w:val="20"/>
-          <w:szCs w:val="20"/>
-        </w:rPr>
-      </w:pPr>
-      <w:r>
-        <w:rPr>
-          <w:rFonts w:ascii="Consolas" w:eastAsia="Times New Roman" w:hAnsi="Consolas" w:cs="Times New Roman"/>
           <w:color w:val="008013"/>
           <w:sz w:val="20"/>
           <w:szCs w:val="20"/>
         </w:rPr>
+      </w:pPr>
+      <w:r>
+        <w:rPr>
+          <w:rFonts w:ascii="Consolas" w:eastAsia="Times New Roman" w:hAnsi="Consolas" w:cs="Times New Roman"/>
+          <w:color w:val="008013"/>
+          <w:sz w:val="20"/>
+          <w:szCs w:val="20"/>
+        </w:rPr>
         <w:tab/>
       </w:r>
       <w:r>
@@ -4318,9 +4313,9 @@
           <w:sz w:val="20"/>
           <w:szCs w:val="20"/>
         </w:rPr>
-        <w:t>%</w:t>
-      </w:r>
-      <w:proofErr w:type="gramStart"/>
+        <w:t xml:space="preserve">%as a cell array in </w:t>
+      </w:r>
+      <w:proofErr w:type="spellStart"/>
       <w:r>
         <w:rPr>
           <w:rFonts w:ascii="Consolas" w:eastAsia="Times New Roman" w:hAnsi="Consolas" w:cs="Times New Roman"/>
@@ -4328,9 +4323,9 @@
           <w:sz w:val="20"/>
           <w:szCs w:val="20"/>
         </w:rPr>
-        <w:t>derive</w:t>
-      </w:r>
-      <w:proofErr w:type="gramEnd"/>
+        <w:t>muiUserModel.callfcn_dst</w:t>
+      </w:r>
+      <w:proofErr w:type="spellEnd"/>
       <w:r>
         <w:rPr>
           <w:rFonts w:ascii="Consolas" w:eastAsia="Times New Roman" w:hAnsi="Consolas" w:cs="Times New Roman"/>
@@ -4338,56 +4333,7 @@
           <w:sz w:val="20"/>
           <w:szCs w:val="20"/>
         </w:rPr>
-        <w:t xml:space="preserve"> output functions that return [</w:t>
-      </w:r>
-      <w:proofErr w:type="spellStart"/>
-      <w:r>
-        <w:rPr>
-          <w:rFonts w:ascii="Consolas" w:eastAsia="Times New Roman" w:hAnsi="Consolas" w:cs="Times New Roman"/>
-          <w:color w:val="008013"/>
-          <w:sz w:val="20"/>
-          <w:szCs w:val="20"/>
-        </w:rPr>
-        <w:t>time,variable</w:t>
-      </w:r>
-      <w:proofErr w:type="spellEnd"/>
-      <w:r>
-        <w:rPr>
-          <w:rFonts w:ascii="Consolas" w:eastAsia="Times New Roman" w:hAnsi="Consolas" w:cs="Times New Roman"/>
-          <w:color w:val="008013"/>
-          <w:sz w:val="20"/>
-          <w:szCs w:val="20"/>
-        </w:rPr>
-        <w:t>] which is captured</w:t>
-      </w:r>
-    </w:p>
-    <w:p>
-      <w:pPr>
-        <w:spacing w:after="0" w:line="240" w:lineRule="auto"/>
-        <w:rPr>
-          <w:rFonts w:ascii="Consolas" w:eastAsia="Times New Roman" w:hAnsi="Consolas" w:cs="Times New Roman"/>
-          <w:color w:val="008013"/>
-          <w:sz w:val="20"/>
-          <w:szCs w:val="20"/>
-        </w:rPr>
-      </w:pPr>
-      <w:r>
-        <w:rPr>
-          <w:rFonts w:ascii="Consolas" w:eastAsia="Times New Roman" w:hAnsi="Consolas" w:cs="Times New Roman"/>
-          <w:color w:val="008013"/>
-          <w:sz w:val="20"/>
-          <w:szCs w:val="20"/>
-        </w:rPr>
-        <w:tab/>
-      </w:r>
-      <w:r>
-        <w:rPr>
-          <w:rFonts w:ascii="Consolas" w:eastAsia="Times New Roman" w:hAnsi="Consolas" w:cs="Times New Roman"/>
-          <w:color w:val="008013"/>
-          <w:sz w:val="20"/>
-          <w:szCs w:val="20"/>
-        </w:rPr>
-        <w:t xml:space="preserve">%as a cell array in muiUserModel.callfcn_dst using </w:t>
+        <w:t xml:space="preserve"> using </w:t>
       </w:r>
       <w:proofErr w:type="spellStart"/>
       <w:r>
@@ -4448,6 +4394,9 @@
         <w:tab/>
       </w:r>
       <w:r>
+        <w:rPr>
+          <w:noProof/>
+        </w:rPr>
         <w:drawing>
           <wp:inline distT="0" distB="0" distL="0" distR="0" wp14:anchorId="3F254C88" wp14:editId="7DB45892">
             <wp:extent cx="1859878" cy="146695"/>
@@ -4771,7 +4720,7 @@
         <w:t>end</w:t>
       </w:r>
     </w:p>
-    <w:bookmarkEnd w:id="22"/>
+    <w:bookmarkEnd w:id="23"/>
     <w:p/>
     <w:p>
       <w:pPr>
@@ -5352,15 +5301,15 @@
       <w:pPr>
         <w:pStyle w:val="Heading3"/>
       </w:pPr>
-      <w:bookmarkStart w:id="23" w:name="_Toc72232567"/>
-      <w:bookmarkStart w:id="24" w:name="_Ref153635114"/>
-      <w:bookmarkStart w:id="25" w:name="_Ref153705906"/>
+      <w:bookmarkStart w:id="24" w:name="_Toc72232567"/>
+      <w:bookmarkStart w:id="25" w:name="_Ref153635114"/>
+      <w:bookmarkStart w:id="26" w:name="_Ref153705906"/>
       <w:r>
         <w:t>Pre-defined functions</w:t>
       </w:r>
-      <w:bookmarkEnd w:id="23"/>
       <w:bookmarkEnd w:id="24"/>
       <w:bookmarkEnd w:id="25"/>
+      <w:bookmarkEnd w:id="26"/>
     </w:p>
     <w:p>
       <w:r>
@@ -5446,7 +5395,7 @@
       </w:r>
     </w:p>
     <w:p>
-      <w:bookmarkStart w:id="26" w:name="_Hlk505956952"/>
+      <w:bookmarkStart w:id="27" w:name="_Hlk505956952"/>
       <w:r>
         <w:t xml:space="preserve">For the integral option enter &gt; </w:t>
       </w:r>
@@ -5491,7 +5440,7 @@
         <w:t>’)</w:t>
       </w:r>
     </w:p>
-    <w:bookmarkEnd w:id="26"/>
+    <w:bookmarkEnd w:id="27"/>
     <w:p>
       <w:r>
         <w:t xml:space="preserve">For the gradient option enter &gt; </w:t>
@@ -5692,11 +5641,11 @@
       <w:r>
         <w:t xml:space="preserve">. </w:t>
       </w:r>
-      <w:bookmarkStart w:id="27" w:name="_Hlk487057395"/>
+      <w:bookmarkStart w:id="28" w:name="_Hlk487057395"/>
       <w:r>
         <w:t xml:space="preserve">The call to this function is:  </w:t>
       </w:r>
-      <w:bookmarkEnd w:id="27"/>
+      <w:bookmarkEnd w:id="28"/>
     </w:p>
     <w:p>
       <w:pPr>
@@ -5736,11 +5685,11 @@
       <w:r>
         <w:t xml:space="preserve"> ,  </w:t>
       </w:r>
-      <w:bookmarkStart w:id="28" w:name="_Hlk77161137"/>
+      <w:bookmarkStart w:id="29" w:name="_Hlk77161137"/>
       <w:r>
         <w:t xml:space="preserve">where x is the variable to be used, </w:t>
       </w:r>
-      <w:bookmarkEnd w:id="28"/>
+      <w:bookmarkEnd w:id="29"/>
       <w:r>
         <w:t>n specifies the number of points to average over and ‘</w:t>
       </w:r>
@@ -6020,7 +5969,7 @@
       <w:r>
         <w:t xml:space="preserve">. This allows a timeseries to be resampled at a different interval (that must be less than the source timeseries). </w:t>
       </w:r>
-      <w:bookmarkStart w:id="29" w:name="_Hlk489018788"/>
+      <w:bookmarkStart w:id="30" w:name="_Hlk489018788"/>
       <w:r>
         <w:t>The call to this function is:</w:t>
       </w:r>
@@ -6057,7 +6006,7 @@
       <w:r>
         <w:t xml:space="preserve">, where x is the variable to be resampled, time is the associated time for that variable, period can be ‘year’, ’month’, </w:t>
       </w:r>
-      <w:bookmarkEnd w:id="29"/>
+      <w:bookmarkEnd w:id="30"/>
       <w:r>
         <w:t xml:space="preserve">’day’, 'hour', 'minute', ‘second’, and method can be any valid function call such as ‘mean’, ‘std’, etc. The ‘period’ is required but the ‘method is optional and if omitted the mean is used. </w:t>
       </w:r>
@@ -6758,7 +6707,7 @@
         <w:spacing w:after="120"/>
         <w:ind w:left="357"/>
       </w:pPr>
-      <w:bookmarkStart w:id="30" w:name="_Hlk221706877"/>
+      <w:bookmarkStart w:id="31" w:name="_Hlk221706877"/>
       <w:r>
         <w:rPr>
           <w:b/>
@@ -6882,7 +6831,7 @@
         <w:t>.</w:t>
       </w:r>
     </w:p>
-    <w:bookmarkEnd w:id="30"/>
+    <w:bookmarkEnd w:id="31"/>
     <w:p>
       <w:pPr>
         <w:numPr>
@@ -6955,7 +6904,7 @@
       <w:r>
         <w:t>The call to the function is:</w:t>
       </w:r>
-      <w:bookmarkStart w:id="31" w:name="_Hlk184641387"/>
+      <w:bookmarkStart w:id="32" w:name="_Hlk184641387"/>
     </w:p>
     <w:p>
       <w:pPr>
@@ -7019,7 +6968,7 @@
       <w:r>
         <w:t xml:space="preserve"> and t the times of the values. </w:t>
       </w:r>
-      <w:bookmarkEnd w:id="31"/>
+      <w:bookmarkEnd w:id="32"/>
       <w:r>
         <w:t xml:space="preserve">User is prompted to give a scaling factor for values </w:t>
       </w:r>
@@ -7637,15 +7586,7 @@
         <w:t>(X, t)</w:t>
       </w:r>
       <w:r>
-        <w:t xml:space="preserve"> where X is the variable and t </w:t>
-      </w:r>
-      <w:proofErr w:type="gramStart"/>
-      <w:r>
-        <w:t>is</w:t>
-      </w:r>
-      <w:proofErr w:type="gramEnd"/>
-      <w:r>
-        <w:t xml:space="preserve"> time. Plot options include Water level elevation frequency, Water level spectrum, Elevations above a threshold, Duration of threshold exceedance, Elevation frequency above threshold. Designed to analyse water levels but could easily be adapted for other variables.</w:t>
+        <w:t xml:space="preserve"> where X is the variable and t is time. Plot options include Water level elevation frequency, Water level spectrum, Elevations above a threshold, Duration of threshold exceedance, Elevation frequency above threshold. Designed to analyse water levels but could easily be adapted for other variables.</w:t>
       </w:r>
     </w:p>
     <w:p>
@@ -8011,7 +7952,7 @@
           <w:bCs/>
         </w:rPr>
       </w:pPr>
-      <w:bookmarkStart w:id="32" w:name="_Hlk129452473"/>
+      <w:bookmarkStart w:id="33" w:name="_Hlk129452473"/>
       <w:proofErr w:type="spellStart"/>
       <w:r>
         <w:rPr>
@@ -8089,7 +8030,7 @@
       <w:r>
         <w:t xml:space="preserve"> </w:t>
       </w:r>
-      <w:bookmarkEnd w:id="32"/>
+      <w:bookmarkEnd w:id="33"/>
       <w:r>
         <w:t>where X is the wave height, Y the wave period and Z the water depth, with t passing the time associated with the timeseries variables. Note that the water depth data should be a times series of the same length and at the same time intervals as the wave data, or specified as a single constant value (i.e.:</w:t>
       </w:r>
@@ -8283,7 +8224,7 @@
         <w:snapToGrid w:val="0"/>
         <w:spacing w:after="120"/>
       </w:pPr>
-      <w:bookmarkStart w:id="33" w:name="_Hlk187914699"/>
+      <w:bookmarkStart w:id="34" w:name="_Hlk187914699"/>
       <w:r>
         <w:rPr>
           <w:b/>
@@ -8297,7 +8238,7 @@
         <w:t xml:space="preserve"> using the function:</w:t>
       </w:r>
     </w:p>
-    <w:bookmarkEnd w:id="33"/>
+    <w:bookmarkEnd w:id="34"/>
     <w:p>
       <w:pPr>
         <w:pStyle w:val="ListParagraph"/>
@@ -8653,11 +8594,11 @@
       <w:r>
         <w:t xml:space="preserve">). </w:t>
       </w:r>
-      <w:bookmarkStart w:id="34" w:name="_Hlk77160681"/>
+      <w:bookmarkStart w:id="35" w:name="_Hlk77160681"/>
       <w:r>
         <w:t xml:space="preserve">The call to the function is: </w:t>
       </w:r>
-      <w:bookmarkEnd w:id="34"/>
+      <w:bookmarkEnd w:id="35"/>
     </w:p>
     <w:p>
       <w:pPr>
@@ -8761,7 +8702,7 @@
         </w:numPr>
         <w:contextualSpacing/>
       </w:pPr>
-      <w:bookmarkStart w:id="35" w:name="_Toc72232569"/>
+      <w:bookmarkStart w:id="36" w:name="_Toc72232569"/>
       <w:r>
         <w:rPr>
           <w:b/>
@@ -8769,7 +8710,7 @@
         </w:rPr>
         <w:t>Examining the rate of beach profile change (accretion and erosion)</w:t>
       </w:r>
-      <w:bookmarkEnd w:id="35"/>
+      <w:bookmarkEnd w:id="36"/>
       <w:r>
         <w:rPr>
           <w:b/>
@@ -9180,7 +9121,7 @@
       <w:pPr>
         <w:pStyle w:val="Heading3"/>
       </w:pPr>
-      <w:bookmarkStart w:id="36" w:name="_Toc72232568"/>
+      <w:bookmarkStart w:id="37" w:name="_Toc72232568"/>
       <w:r>
         <w:rPr>
           <w:rFonts w:hint="eastAsia"/>
@@ -9190,7 +9131,7 @@
       <w:r>
         <w:t>dding variables to peak and cluster time series</w:t>
       </w:r>
-      <w:bookmarkEnd w:id="36"/>
+      <w:bookmarkEnd w:id="37"/>
     </w:p>
     <w:p>
       <w:r>

--- a/muiAppDocs/Section templates/Sec4.X_DeriveOutput.docx
+++ b/muiAppDocs/Section templates/Sec4.X_DeriveOutput.docx
@@ -89,10 +89,12 @@
         <w:t xml:space="preserve"> is set to ‘+N’). To exclude </w:t>
       </w:r>
       <w:proofErr w:type="spellStart"/>
+      <w:proofErr w:type="gramStart"/>
       <w:r>
         <w:t>NaNs</w:t>
       </w:r>
       <w:proofErr w:type="spellEnd"/>
+      <w:proofErr w:type="gramEnd"/>
       <w:r>
         <w:t xml:space="preserve"> press the button so that it displays ‘-N’. The selection is </w:t>
       </w:r>
@@ -846,19 +848,49 @@
         <w:rPr>
           <w:iCs/>
         </w:rPr>
-        <w:t>in function allows arrays to be sub-sampled. This requires the array, z</w:t>
+        <w:t xml:space="preserve">in function allows arrays to be sub-sampled. </w:t>
       </w:r>
       <w:r>
         <w:rPr>
           <w:iCs/>
         </w:rPr>
+        <w:t>This requires the array, z</w:t>
+      </w:r>
+      <w:r>
+        <w:rPr>
+          <w:iCs/>
+        </w:rPr>
         <w:t>,</w:t>
       </w:r>
       <w:r>
         <w:rPr>
           <w:iCs/>
         </w:rPr>
-        <w:t xml:space="preserve"> to be multiplied by an array of the same size. By including the dimensions in a unitary matrix, the range of each variable can be defined. For a 2D array that varies in time one way of doing this is:</w:t>
+        <w:t xml:space="preserve"> to be multiplied by an array of the same size. By including the dimensions in a unitary matrix, the range of each variable can be defined. </w:t>
+      </w:r>
+      <w:r>
+        <w:rPr>
+          <w:iCs/>
+        </w:rPr>
+        <w:t xml:space="preserve">When the array is being assigned to the Z button, the range of the dimensions </w:t>
+      </w:r>
+      <w:r>
+        <w:rPr>
+          <w:iCs/>
+        </w:rPr>
+        <w:t>can be adjusted</w:t>
+      </w:r>
+      <w:r>
+        <w:rPr>
+          <w:iCs/>
+        </w:rPr>
+        <w:t xml:space="preserve"> (x, y and t if included). The x and y variables are then assigned to the respective X and Y buttons, with the same adjusted range. </w:t>
+      </w:r>
+      <w:r>
+        <w:rPr>
+          <w:iCs/>
+        </w:rPr>
+        <w:t>For a 2D array that varies in time one way of doing this is:</w:t>
       </w:r>
     </w:p>
     <w:p>
@@ -962,6 +994,7 @@
         <w:rPr>
           <w:i/>
         </w:rPr>
+        <w:lastRenderedPageBreak/>
         <w:t xml:space="preserve">NB3: </w:t>
       </w:r>
       <w:r>
@@ -989,7 +1022,6 @@
         <w:rPr>
           <w:noProof/>
         </w:rPr>
-        <w:lastRenderedPageBreak/>
         <w:t xml:space="preserve">Adding the comment %time or %rows, allows the the row dimension to be added to the new dataset. For example if x and y data sets are timeseries, then </w:t>
       </w:r>
       <w:bookmarkStart w:id="9" w:name="_Hlk153704497"/>
@@ -2031,6 +2063,7 @@
         <w:pStyle w:val="Heading4"/>
       </w:pPr>
       <w:r>
+        <w:lastRenderedPageBreak/>
         <w:t xml:space="preserve">Single value </w:t>
       </w:r>
       <w:r>
@@ -2076,7 +2109,6 @@
           <w:sz w:val="20"/>
           <w:szCs w:val="20"/>
         </w:rPr>
-        <w:lastRenderedPageBreak/>
         <w:t xml:space="preserve">function </w:t>
       </w:r>
       <w:r>
@@ -2696,6 +2728,7 @@
         </w:rPr>
         <w:t>%</w:t>
       </w:r>
+      <w:proofErr w:type="gramStart"/>
       <w:r>
         <w:rPr>
           <w:rFonts w:ascii="Consolas" w:eastAsia="Times New Roman" w:hAnsi="Consolas" w:cs="Times New Roman"/>
@@ -2703,7 +2736,17 @@
           <w:sz w:val="20"/>
           <w:szCs w:val="20"/>
         </w:rPr>
-        <w:t>a single variable is returned with no rows</w:t>
+        <w:t>a</w:t>
+      </w:r>
+      <w:proofErr w:type="gramEnd"/>
+      <w:r>
+        <w:rPr>
+          <w:rFonts w:ascii="Consolas" w:eastAsia="Times New Roman" w:hAnsi="Consolas" w:cs="Times New Roman"/>
+          <w:color w:val="008013"/>
+          <w:sz w:val="20"/>
+          <w:szCs w:val="20"/>
+        </w:rPr>
+        <w:t xml:space="preserve"> single variable is returned with no rows</w:t>
       </w:r>
       <w:r>
         <w:rPr>
@@ -3185,6 +3228,7 @@
           <w:sz w:val="20"/>
           <w:szCs w:val="20"/>
         </w:rPr>
+        <w:lastRenderedPageBreak/>
         <w:t>end</w:t>
       </w:r>
     </w:p>
@@ -3195,7 +3239,6 @@
       </w:pPr>
       <w:bookmarkStart w:id="20" w:name="_Ref221788556"/>
       <w:r>
-        <w:lastRenderedPageBreak/>
         <w:t xml:space="preserve">Using </w:t>
       </w:r>
       <w:proofErr w:type="spellStart"/>
@@ -3240,7 +3283,15 @@
         <w:t>,</w:t>
       </w:r>
       <w:r>
-        <w:t xml:space="preserve"> where the struct fieldnames define the Dataset name.</w:t>
+        <w:t xml:space="preserve"> where the </w:t>
+      </w:r>
+      <w:proofErr w:type="gramStart"/>
+      <w:r>
+        <w:t>struct</w:t>
+      </w:r>
+      <w:proofErr w:type="gramEnd"/>
+      <w:r>
+        <w:t xml:space="preserve"> fieldnames define the Dataset name.</w:t>
       </w:r>
     </w:p>
     <w:p>
@@ -3338,6 +3389,7 @@
         <w:t>%</w:t>
       </w:r>
       <w:proofErr w:type="spellStart"/>
+      <w:proofErr w:type="gramStart"/>
       <w:r>
         <w:rPr>
           <w:rFonts w:ascii="Consolas" w:eastAsia="Times New Roman" w:hAnsi="Consolas" w:cs="Times New Roman"/>
@@ -3348,6 +3400,7 @@
         <w:t>dst</w:t>
       </w:r>
       <w:proofErr w:type="spellEnd"/>
+      <w:proofErr w:type="gramEnd"/>
       <w:r>
         <w:rPr>
           <w:rFonts w:ascii="Consolas" w:eastAsia="Times New Roman" w:hAnsi="Consolas" w:cs="Times New Roman"/>
@@ -3476,6 +3529,7 @@
         </w:rPr>
         <w:t>%</w:t>
       </w:r>
+      <w:proofErr w:type="gramStart"/>
       <w:r>
         <w:rPr>
           <w:rFonts w:ascii="Consolas" w:eastAsia="Times New Roman" w:hAnsi="Consolas" w:cs="Times New Roman"/>
@@ -3483,7 +3537,17 @@
           <w:sz w:val="20"/>
           <w:szCs w:val="20"/>
         </w:rPr>
-        <w:t>each Dataset.</w:t>
+        <w:t>each</w:t>
+      </w:r>
+      <w:proofErr w:type="gramEnd"/>
+      <w:r>
+        <w:rPr>
+          <w:rFonts w:ascii="Consolas" w:eastAsia="Times New Roman" w:hAnsi="Consolas" w:cs="Times New Roman"/>
+          <w:color w:val="008013"/>
+          <w:sz w:val="20"/>
+          <w:szCs w:val="20"/>
+        </w:rPr>
+        <w:t xml:space="preserve"> Dataset.</w:t>
       </w:r>
     </w:p>
     <w:p>
@@ -3687,6 +3751,7 @@
         <w:t>%</w:t>
       </w:r>
       <w:proofErr w:type="spellStart"/>
+      <w:proofErr w:type="gramStart"/>
       <w:r>
         <w:rPr>
           <w:rFonts w:ascii="Consolas" w:eastAsia="Times New Roman" w:hAnsi="Consolas" w:cs="Times New Roman"/>
@@ -3694,7 +3759,17 @@
           <w:sz w:val="20"/>
           <w:szCs w:val="20"/>
         </w:rPr>
-        <w:t>dst_in</w:t>
+        <w:t>dst</w:t>
+      </w:r>
+      <w:proofErr w:type="gramEnd"/>
+      <w:r>
+        <w:rPr>
+          <w:rFonts w:ascii="Consolas" w:eastAsia="Times New Roman" w:hAnsi="Consolas" w:cs="Times New Roman"/>
+          <w:color w:val="008013"/>
+          <w:sz w:val="20"/>
+          <w:szCs w:val="20"/>
+        </w:rPr>
+        <w:t>_in</w:t>
       </w:r>
       <w:proofErr w:type="spellEnd"/>
       <w:r>
@@ -3870,6 +3945,7 @@
         <w:t>%</w:t>
       </w:r>
       <w:bookmarkStart w:id="22" w:name="_Hlk153653304"/>
+      <w:proofErr w:type="gramStart"/>
       <w:r>
         <w:rPr>
           <w:rFonts w:ascii="Consolas" w:eastAsia="Times New Roman" w:hAnsi="Consolas" w:cs="Times New Roman"/>
@@ -3877,7 +3953,17 @@
           <w:sz w:val="20"/>
           <w:szCs w:val="20"/>
         </w:rPr>
-        <w:t xml:space="preserve">struct of </w:t>
+        <w:t>struct</w:t>
+      </w:r>
+      <w:proofErr w:type="gramEnd"/>
+      <w:r>
+        <w:rPr>
+          <w:rFonts w:ascii="Consolas" w:eastAsia="Times New Roman" w:hAnsi="Consolas" w:cs="Times New Roman"/>
+          <w:color w:val="008013"/>
+          <w:sz w:val="20"/>
+          <w:szCs w:val="20"/>
+        </w:rPr>
+        <w:t xml:space="preserve"> of </w:t>
       </w:r>
       <w:proofErr w:type="spellStart"/>
       <w:r>
@@ -4220,7 +4306,27 @@
           <w:sz w:val="20"/>
           <w:szCs w:val="20"/>
         </w:rPr>
-        <w:t>%put new time and variable into a cell to match the output for default</w:t>
+        <w:t>%</w:t>
+      </w:r>
+      <w:proofErr w:type="gramStart"/>
+      <w:r>
+        <w:rPr>
+          <w:rFonts w:ascii="Consolas" w:eastAsia="Times New Roman" w:hAnsi="Consolas" w:cs="Times New Roman"/>
+          <w:color w:val="008013"/>
+          <w:sz w:val="20"/>
+          <w:szCs w:val="20"/>
+        </w:rPr>
+        <w:t>put</w:t>
+      </w:r>
+      <w:proofErr w:type="gramEnd"/>
+      <w:r>
+        <w:rPr>
+          <w:rFonts w:ascii="Consolas" w:eastAsia="Times New Roman" w:hAnsi="Consolas" w:cs="Times New Roman"/>
+          <w:color w:val="008013"/>
+          <w:sz w:val="20"/>
+          <w:szCs w:val="20"/>
+        </w:rPr>
+        <w:t xml:space="preserve"> new time and variable into a cell to match the output for default</w:t>
       </w:r>
       <w:r>
         <w:rPr>
@@ -4264,7 +4370,27 @@
           <w:sz w:val="20"/>
           <w:szCs w:val="20"/>
         </w:rPr>
-        <w:t>%derive output functions that return [</w:t>
+        <w:t>%</w:t>
+      </w:r>
+      <w:proofErr w:type="gramStart"/>
+      <w:r>
+        <w:rPr>
+          <w:rFonts w:ascii="Consolas" w:eastAsia="Times New Roman" w:hAnsi="Consolas" w:cs="Times New Roman"/>
+          <w:color w:val="008013"/>
+          <w:sz w:val="20"/>
+          <w:szCs w:val="20"/>
+        </w:rPr>
+        <w:t>derive</w:t>
+      </w:r>
+      <w:proofErr w:type="gramEnd"/>
+      <w:r>
+        <w:rPr>
+          <w:rFonts w:ascii="Consolas" w:eastAsia="Times New Roman" w:hAnsi="Consolas" w:cs="Times New Roman"/>
+          <w:color w:val="008013"/>
+          <w:sz w:val="20"/>
+          <w:szCs w:val="20"/>
+        </w:rPr>
+        <w:t xml:space="preserve"> output functions that return [</w:t>
       </w:r>
       <w:proofErr w:type="spellStart"/>
       <w:r>
@@ -4925,6 +5051,7 @@
           <w:sz w:val="20"/>
           <w:szCs w:val="20"/>
         </w:rPr>
+        <w:lastRenderedPageBreak/>
         <w:t xml:space="preserve">       </w:t>
       </w:r>
       <w:proofErr w:type="spellStart"/>
@@ -5071,7 +5198,6 @@
           <w:sz w:val="20"/>
           <w:szCs w:val="20"/>
         </w:rPr>
-        <w:lastRenderedPageBreak/>
         <w:t xml:space="preserve">       </w:t>
       </w:r>
       <w:proofErr w:type="spellStart"/>
@@ -5515,6 +5641,7 @@
               <w:rPr>
                 <w:noProof/>
               </w:rPr>
+              <w:lastRenderedPageBreak/>
               <w:drawing>
                 <wp:inline distT="0" distB="0" distL="0" distR="0" wp14:anchorId="0D5418B2" wp14:editId="6E4415AA">
                   <wp:extent cx="2882099" cy="2312670"/>
@@ -6146,6 +6273,7 @@
           <w:i/>
           <w:iCs/>
         </w:rPr>
+        <w:lastRenderedPageBreak/>
         <w:t>Subsample one record at the time intervals of another record</w:t>
       </w:r>
       <w:r>
@@ -6349,7 +6477,6 @@
           <w:sz w:val="20"/>
           <w:szCs w:val="20"/>
         </w:rPr>
-        <w:lastRenderedPageBreak/>
         <w:t xml:space="preserve">subsample(X, t,  </w:t>
       </w:r>
       <w:proofErr w:type="spellStart"/>
@@ -7094,7 +7221,11 @@
       </w:r>
       <w:proofErr w:type="spellEnd"/>
       <w:r>
-        <w:t xml:space="preserve"> is the rate of exponential growth (e.g 0.011 for a fit to observations to-date) </w:t>
+        <w:t xml:space="preserve"> is the rate </w:t>
+      </w:r>
+      <w:r>
+        <w:lastRenderedPageBreak/>
+        <w:t xml:space="preserve">of exponential growth (e.g 0.011 for a fit to observations to-date) </w:t>
       </w:r>
       <w:proofErr w:type="spellStart"/>
       <w:r>
@@ -7294,11 +7425,7 @@
         <w:t>are</w:t>
       </w:r>
       <w:r>
-        <w:t xml:space="preserve"> the times of the water level values. Assumes that there are multiple water level values per tide. Also, outputs mean </w:t>
-      </w:r>
-      <w:r>
-        <w:lastRenderedPageBreak/>
-        <w:t>water level and tidal range values as a table.</w:t>
+        <w:t xml:space="preserve"> the times of the water level values. Assumes that there are multiple water level values per tide. Also, outputs mean water level and tidal range values as a table.</w:t>
       </w:r>
       <w:r>
         <w:t xml:space="preserve"> </w:t>
@@ -7586,7 +7713,15 @@
         <w:t>(X, t)</w:t>
       </w:r>
       <w:r>
-        <w:t xml:space="preserve"> where X is the variable and t is time. Plot options include Water level elevation frequency, Water level spectrum, Elevations above a threshold, Duration of threshold exceedance, Elevation frequency above threshold. Designed to analyse water levels but could easily be adapted for other variables.</w:t>
+        <w:t xml:space="preserve"> where X is the variable and t </w:t>
+      </w:r>
+      <w:proofErr w:type="gramStart"/>
+      <w:r>
+        <w:t>is</w:t>
+      </w:r>
+      <w:proofErr w:type="gramEnd"/>
+      <w:r>
+        <w:t xml:space="preserve"> time. Plot options include Water level elevation frequency, Water level spectrum, Elevations above a threshold, Duration of threshold exceedance, Elevation frequency above threshold. Designed to analyse water levels but could easily be adapted for other variables.</w:t>
       </w:r>
     </w:p>
     <w:p>
@@ -7939,6 +8074,7 @@
           <w:b/>
           <w:bCs/>
         </w:rPr>
+        <w:lastRenderedPageBreak/>
         <w:t>Depth dependent wave steepness using the function:</w:t>
       </w:r>
     </w:p>
@@ -8252,7 +8388,6 @@
           <w:sz w:val="20"/>
           <w:szCs w:val="20"/>
         </w:rPr>
-        <w:lastRenderedPageBreak/>
         <w:t>wave_scatter</w:t>
       </w:r>
       <w:r>
@@ -8719,7 +8854,11 @@
         <w:t>.</w:t>
       </w:r>
       <w:r>
-        <w:t xml:space="preserve"> The function computes the change in the variable over each time interval and the rate of change (assuming a linear rate of change between surveys), subdivides the population into positive and negative change values (typically this represents accretion and erosion when using volumes, or shoreline position, data) and presents the histogram and exponential fit for each data set.</w:t>
+        <w:t xml:space="preserve"> The function computes the change in the variable over each time interval and the rate of change (assuming a linear rate of change between surveys), subdivides the population into positive and negative change values </w:t>
+      </w:r>
+      <w:r>
+        <w:lastRenderedPageBreak/>
+        <w:t>(typically this represents accretion and erosion when using volumes, or shoreline position, data) and presents the histogram and exponential fit for each data set.</w:t>
       </w:r>
     </w:p>
     <w:p>
@@ -8837,7 +8976,6 @@
               <w:rPr>
                 <w:noProof/>
               </w:rPr>
-              <w:lastRenderedPageBreak/>
               <w:drawing>
                 <wp:inline distT="0" distB="0" distL="0" distR="0" wp14:anchorId="11CF7E9C" wp14:editId="6038D7F9">
                   <wp:extent cx="2719070" cy="2042160"/>
@@ -9161,7 +9299,11 @@
         <w:t>direction</w:t>
       </w:r>
       <w:r>
-        <w:t xml:space="preserve"> and it is to be used in the plotting routines (e.g. wave roses) the Variable Name MUST begin with ‘Dir’ but this can be followed by any additional characters.</w:t>
+        <w:t xml:space="preserve"> and it is to be </w:t>
+      </w:r>
+      <w:r>
+        <w:lastRenderedPageBreak/>
+        <w:t>used in the plotting routines (e.g. wave roses) the Variable Name MUST begin with ‘Dir’ but this can be followed by any additional characters.</w:t>
       </w:r>
     </w:p>
     <w:p/>
